--- a/docs/Migrazione trecastagni1.it.docx
+++ b/docs/Migrazione trecastagni1.it.docx
@@ -2438,6 +2438,18 @@
       </w:r>
     </w:p>
     <w:p>
+      <w:pPr/>
+      <w:r>
+        <w:rPr>
+          <w:b/>
+        </w:rPr>
+        <w:t xml:space="preserve">Variante scelta (22/10/2026): GitHub Pages + Cloudflare.</w:t>
+      </w:r>
+      <w:r>
+        <w:t xml:space="preserve"> Su richiesta del gruppo, l'hosting passa a GitHub Pages con pubblicazione da tag tramite GitHub Actions; Cloudflare resta DNS, proxy di protezione e motore dei redirect 301 (Redirect Rules, 10 regole gratuite per zona). Si accettano il repository pubblico e l'assenza di header personalizzati; la guida operativa è la sezione 7, che sostituisce la configurazione Cloudflare Pages descritta in 4.3.</w:t>
+      </w:r>
+    </w:p>
+    <w:p>
       <w:pPr>
         <w:pStyle w:val="Heading2"/>
       </w:pPr>
@@ -3921,16 +3933,7 @@
     <w:p>
       <w:pPr/>
       <w:r>
-        <w:t xml:space="preserve">I redirect stanno nel file </w:t>
-      </w:r>
-      <w:r>
-        <w:rPr>
-          <w:rStyle w:val="CodeChar"/>
-        </w:rPr>
-        <w:t xml:space="preserve">_redirects</w:t>
-      </w:r>
-      <w:r>
-        <w:t xml:space="preserve"> del progetto: meno di 20 regole, molto sotto il limite di 2.000.</w:t>
+        <w:t xml:space="preserve">Con GitHub Pages i redirect 301 non stanno nel sito ma nelle Redirect Rules di Cloudflare: bastano 4 regole, sotto il limite di 10 del piano Free (dettaglio nella guida, passo 33).</w:t>
       </w:r>
     </w:p>
     <w:p>
@@ -4431,13 +4434,13 @@
           <w:p>
             <w:pPr/>
             <w:r>
-              <w:t xml:space="preserve">Pubblicazione su </w:t>
+              <w:t xml:space="preserve">Pubblicazione da tag su </w:t>
             </w:r>
             <w:r>
               <w:rPr>
                 <w:rStyle w:val="CodeChar"/>
               </w:rPr>
-              <w:t xml:space="preserve">&lt;progetto&gt;.pages.dev</w:t>
+              <w:t xml:space="preserve">trecastagni1.github.io</w:t>
             </w:r>
             <w:r>
               <w:t xml:space="preserve"> e test completi</w:t>
@@ -4957,7 +4960,7 @@
         <w:t xml:space="preserve">Rollback di un contenuto</w:t>
       </w:r>
       <w:r>
-        <w:t xml:space="preserve">: ogni pubblicazione su Cloudflare Pages resta disponibile e si può ripristinare con un clic; ogni modifica è anche annullabile in Git.</w:t>
+        <w:t xml:space="preserve">: si riavvia a mano il workflow di deploy su un tag precedente; ogni modifica è anche annullabile in Git.</w:t>
       </w:r>
     </w:p>
     <w:p>
@@ -5036,22 +5039,31 @@
         <w:pStyle w:val="Heading2"/>
       </w:pPr>
       <w:r>
-        <w:t xml:space="preserve">7. Guida passo passo: migrazione di test senza dominio</w:t>
+        <w:t xml:space="preserve">7. Guida passo passo: migrazione di test senza dominio (GitHub Pages)</w:t>
       </w:r>
     </w:p>
     <w:p>
       <w:pPr/>
       <w:r>
-        <w:t xml:space="preserve">Tutta la migrazione si prova su un indirizzo gratuito </w:t>
-      </w:r>
-      <w:r>
-        <w:rPr>
-          <w:rStyle w:val="CodeChar"/>
-        </w:rPr>
-        <w:t xml:space="preserve">&lt;progetto&gt;.pages.dev</w:t>
-      </w:r>
-      <w:r>
-        <w:t xml:space="preserve">, senza toccare il sito attuale né il dominio; serve solo l'accesso amministratore a WordPress. Il dominio entra in gioco solo all'ultimo passo.</w:t>
+        <w:t xml:space="preserve">Tutta la migrazione si prova su </w:t>
+      </w:r>
+      <w:r>
+        <w:rPr>
+          <w:rStyle w:val="CodeChar"/>
+        </w:rPr>
+        <w:t xml:space="preserve">https://trecastagni1.github.io/</w:t>
+      </w:r>
+      <w:r>
+        <w:t xml:space="preserve">, senza toccare il sito attuale né il dominio; serve solo l'accesso amministratore a WordPress. La pubblicazione avviene con GitHub Actions a ogni tag </w:t>
+      </w:r>
+      <w:r>
+        <w:rPr>
+          <w:rStyle w:val="CodeChar"/>
+        </w:rPr>
+        <w:t xml:space="preserve">v*</w:t>
+      </w:r>
+      <w:r>
+        <w:t xml:space="preserve">; Cloudflare entra in gioco alla fine, come DNS, protezione e motore dei redirect 301.</w:t>
       </w:r>
     </w:p>
     <w:p>
@@ -5080,16 +5092,76 @@
         <w:t xml:space="preserve">GitHub</w:t>
       </w:r>
       <w:r>
-        <w:t xml:space="preserve"> e un account </w:t>
+        <w:t xml:space="preserve"> con un'email del gruppo e, da lì, un'</w:t>
       </w:r>
       <w:r>
         <w:rPr>
           <w:b/>
         </w:rPr>
+        <w:t xml:space="preserve">organizzazione</w:t>
+      </w:r>
+      <w:r>
+        <w:t xml:space="preserve"> </w:t>
+      </w:r>
+      <w:r>
+        <w:rPr>
+          <w:rStyle w:val="CodeChar"/>
+        </w:rPr>
+        <w:t xml:space="preserve">trecastagni1</w:t>
+      </w:r>
+      <w:r>
+        <w:t xml:space="preserve"> (piano Free), con autenticazione a due fattori obbligatoria e almeno due proprietari.</w:t>
+      </w:r>
+    </w:p>
+    <w:p>
+      <w:pPr>
+        <w:pStyle w:val="ListParagraph"/>
+        <w:numPr>
+          <w:ilvl w:val="0"/>
+          <w:numId w:val="16"/>
+        </w:numPr>
+      </w:pPr>
+      <w:r>
+        <w:t xml:space="preserve">Nell'organizzazione crea un repository </w:t>
+      </w:r>
+      <w:r>
+        <w:rPr>
+          <w:b/>
+        </w:rPr>
+        <w:t xml:space="preserve">pubblico</w:t>
+      </w:r>
+      <w:r>
+        <w:t xml:space="preserve"> chiamato esattamente </w:t>
+      </w:r>
+      <w:r>
+        <w:rPr>
+          <w:rStyle w:val="CodeChar"/>
+        </w:rPr>
+        <w:t xml:space="preserve">trecastagni1.github.io</w:t>
+      </w:r>
+      <w:r>
+        <w:t xml:space="preserve">: così il sito risponde alla radice e gli URL di test sono identici a quelli definitivi. Con l'account gratuito Pages funziona solo da repository pubblici, quindi nel repository non vanno mai dati personali né bozze riservate.</w:t>
+      </w:r>
+    </w:p>
+    <w:p>
+      <w:pPr>
+        <w:pStyle w:val="ListParagraph"/>
+        <w:numPr>
+          <w:ilvl w:val="0"/>
+          <w:numId w:val="16"/>
+        </w:numPr>
+      </w:pPr>
+      <w:r>
+        <w:t xml:space="preserve">Crea un account </w:t>
+      </w:r>
+      <w:r>
+        <w:rPr>
+          <w:b/>
+        </w:rPr>
         <w:t xml:space="preserve">Cloudflare</w:t>
       </w:r>
       <w:r>
-        <w:t xml:space="preserve"> intestati a un'email del gruppo, con autenticazione a due fattori.</w:t>
+        <w:t xml:space="preserve"> del gruppo, con autenticazione a due fattori (servirà dalla fase G).</w:t>
       </w:r>
     </w:p>
     <w:p>
@@ -5106,29 +5178,539 @@
     </w:p>
     <w:p>
       <w:pPr>
-        <w:pStyle w:val="ListParagraph"/>
-        <w:numPr>
-          <w:ilvl w:val="0"/>
-          <w:numId w:val="16"/>
-        </w:numPr>
-      </w:pPr>
-      <w:r>
-        <w:t xml:space="preserve">Crea su GitHub un repository </w:t>
+        <w:pStyle w:val="Heading3"/>
+      </w:pPr>
+      <w:r>
+        <w:t xml:space="preserve">Fase B — Esportazione da WordPress (mezza giornata)</w:t>
+      </w:r>
+    </w:p>
+    <w:p>
+      <w:pPr>
+        <w:pStyle w:val="ListParagraph"/>
+        <w:numPr>
+          <w:ilvl w:val="0"/>
+          <w:numId w:val="17"/>
+        </w:numPr>
+      </w:pPr>
+      <w:r>
+        <w:t xml:space="preserve">In WordPress: Strumenti → Esporta → Tutti i contenuti → scarica il file XML.</w:t>
+      </w:r>
+    </w:p>
+    <w:p>
+      <w:pPr>
+        <w:pStyle w:val="ListParagraph"/>
+        <w:numPr>
+          <w:ilvl w:val="0"/>
+          <w:numId w:val="17"/>
+        </w:numPr>
+      </w:pPr>
+      <w:r>
+        <w:t xml:space="preserve">Converti l'XML in Markdown con </w:t>
+      </w:r>
+      <w:r>
+        <w:rPr>
+          <w:rStyle w:val="CodeChar"/>
+        </w:rPr>
+        <w:t xml:space="preserve">npx wordpress-export-to-markdown</w:t>
+      </w:r>
+      <w:r>
+        <w:t xml:space="preserve">, salvando data, categorie e immagine in evidenza nel front matter.</w:t>
+      </w:r>
+    </w:p>
+    <w:p>
+      <w:pPr>
+        <w:pStyle w:val="ListParagraph"/>
+        <w:numPr>
+          <w:ilvl w:val="0"/>
+          <w:numId w:val="17"/>
+        </w:numPr>
+      </w:pPr>
+      <w:r>
+        <w:t xml:space="preserve">Scarica le immagini di </w:t>
+      </w:r>
+      <w:r>
+        <w:rPr>
+          <w:rStyle w:val="CodeChar"/>
+        </w:rPr>
+        <w:t xml:space="preserve">/wp-content/uploads/</w:t>
+      </w:r>
+      <w:r>
+        <w:t xml:space="preserve"> mantenendo lo stesso percorso (copia dalla società, plugin di backup o uno script sugli URL presenti nell'XML).</w:t>
+      </w:r>
+    </w:p>
+    <w:p>
+      <w:pPr>
+        <w:pStyle w:val="ListParagraph"/>
+        <w:numPr>
+          <w:ilvl w:val="0"/>
+          <w:numId w:val="17"/>
+        </w:numPr>
+      </w:pPr>
+      <w:r>
+        <w:t xml:space="preserve">Senza esportazione, gli articoli pubblici si leggono anche da </w:t>
+      </w:r>
+      <w:r>
+        <w:rPr>
+          <w:rStyle w:val="CodeChar"/>
+        </w:rPr>
+        <w:t xml:space="preserve">https://www.trecastagni1.it/wp-json/wp/v2/posts?per_page=100</w:t>
+      </w:r>
+      <w:r>
+        <w:t xml:space="preserve">.</w:t>
+      </w:r>
+    </w:p>
+    <w:p>
+      <w:pPr>
+        <w:pStyle w:val="ListParagraph"/>
+        <w:numPr>
+          <w:ilvl w:val="0"/>
+          <w:numId w:val="17"/>
+        </w:numPr>
+      </w:pPr>
+      <w:r>
+        <w:t xml:space="preserve">Correggi a mano gli shortcode rimasti (es. </w:t>
+      </w:r>
+      <w:r>
+        <w:rPr>
+          <w:rStyle w:val="CodeChar"/>
+        </w:rPr>
+        <w:t xml:space="preserve">[icon …]</w:t>
+      </w:r>
+      <w:r>
+        <w:t xml:space="preserve">) trasformandoli in link normali.</w:t>
+      </w:r>
+    </w:p>
+    <w:p>
+      <w:pPr>
+        <w:pStyle w:val="Heading3"/>
+      </w:pPr>
+      <w:r>
+        <w:t xml:space="preserve">Fase C — Nuovo sito Astro (2-3 giorni)</w:t>
+      </w:r>
+    </w:p>
+    <w:p>
+      <w:pPr>
+        <w:pStyle w:val="ListParagraph"/>
+        <w:numPr>
+          <w:ilvl w:val="0"/>
+          <w:numId w:val="18"/>
+        </w:numPr>
+      </w:pPr>
+      <w:r>
+        <w:t xml:space="preserve">Crea il progetto con </w:t>
+      </w:r>
+      <w:r>
+        <w:rPr>
+          <w:rStyle w:val="CodeChar"/>
+        </w:rPr>
+        <w:t xml:space="preserve">npm create astro@latest</w:t>
+      </w:r>
+      <w:r>
+        <w:t xml:space="preserve"> (modello blog) e collegalo al repository.</w:t>
+      </w:r>
+    </w:p>
+    <w:p>
+      <w:pPr>
+        <w:pStyle w:val="ListParagraph"/>
+        <w:numPr>
+          <w:ilvl w:val="0"/>
+          <w:numId w:val="18"/>
+        </w:numPr>
+      </w:pPr>
+      <w:r>
+        <w:t xml:space="preserve">In </w:t>
+      </w:r>
+      <w:r>
+        <w:rPr>
+          <w:rStyle w:val="CodeChar"/>
+        </w:rPr>
+        <w:t xml:space="preserve">astro.config.mjs</w:t>
+      </w:r>
+      <w:r>
+        <w:t xml:space="preserve"> imposta </w:t>
+      </w:r>
+      <w:r>
+        <w:rPr>
+          <w:rStyle w:val="CodeChar"/>
+        </w:rPr>
+        <w:t xml:space="preserve">site: 'https://www.trecastagni1.it'</w:t>
+      </w:r>
+      <w:r>
+        <w:t xml:space="preserve"> e </w:t>
+      </w:r>
+      <w:r>
+        <w:rPr>
+          <w:rStyle w:val="CodeChar"/>
+        </w:rPr>
+        <w:t xml:space="preserve">trailingSlash: 'always'</w:t>
+      </w:r>
+      <w:r>
+        <w:t xml:space="preserve">; nessun </w:t>
+      </w:r>
+      <w:r>
+        <w:rPr>
+          <w:rStyle w:val="CodeChar"/>
+        </w:rPr>
+        <w:t xml:space="preserve">base</w:t>
+      </w:r>
+      <w:r>
+        <w:t xml:space="preserve">, grazie al nome del repository.</w:t>
+      </w:r>
+    </w:p>
+    <w:p>
+      <w:pPr>
+        <w:pStyle w:val="ListParagraph"/>
+        <w:numPr>
+          <w:ilvl w:val="0"/>
+          <w:numId w:val="18"/>
+        </w:numPr>
+      </w:pPr>
+      <w:r>
+        <w:t xml:space="preserve">Metti gli articoli in una </w:t>
+      </w:r>
+      <w:r>
+        <w:rPr>
+          <w:i/>
+        </w:rPr>
+        <w:t xml:space="preserve">content collection</w:t>
+      </w:r>
+      <w:r>
+        <w:t xml:space="preserve"> (</w:t>
+      </w:r>
+      <w:r>
+        <w:rPr>
+          <w:rStyle w:val="CodeChar"/>
+        </w:rPr>
+        <w:t xml:space="preserve">src/content/posts</w:t>
+      </w:r>
+      <w:r>
+        <w:t xml:space="preserve">) e crea la rotta </w:t>
+      </w:r>
+      <w:r>
+        <w:rPr>
+          <w:rStyle w:val="CodeChar"/>
+        </w:rPr>
+        <w:t xml:space="preserve">src/pages/[year]/[month]/[slug].astro</w:t>
+      </w:r>
+      <w:r>
+        <w:t xml:space="preserve">, che produce </w:t>
+      </w:r>
+      <w:r>
+        <w:rPr>
+          <w:rStyle w:val="CodeChar"/>
+        </w:rPr>
+        <w:t xml:space="preserve">/2026/10/uscita-di-apertura-2026/</w:t>
+      </w:r>
+      <w:r>
+        <w:t xml:space="preserve">.</w:t>
+      </w:r>
+    </w:p>
+    <w:p>
+      <w:pPr>
+        <w:pStyle w:val="ListParagraph"/>
+        <w:numPr>
+          <w:ilvl w:val="0"/>
+          <w:numId w:val="18"/>
+        </w:numPr>
+      </w:pPr>
+      <w:r>
+        <w:t xml:space="preserve">Ricrea le pagine pubbliche con lo stesso percorso: </w:t>
+      </w:r>
+      <w:r>
+        <w:rPr>
+          <w:rStyle w:val="CodeChar"/>
+        </w:rPr>
+        <w:t xml:space="preserve">/gruppo/</w:t>
+      </w:r>
+      <w:r>
+        <w:t xml:space="preserve">, </w:t>
+      </w:r>
+      <w:r>
+        <w:rPr>
+          <w:rStyle w:val="CodeChar"/>
+        </w:rPr>
+        <w:t xml:space="preserve">/la-storia/</w:t>
+      </w:r>
+      <w:r>
+        <w:t xml:space="preserve">, </w:t>
+      </w:r>
+      <w:r>
+        <w:rPr>
+          <w:rStyle w:val="CodeChar"/>
+        </w:rPr>
+        <w:t xml:space="preserve">/media/</w:t>
+      </w:r>
+      <w:r>
+        <w:t xml:space="preserve">, </w:t>
+      </w:r>
+      <w:r>
+        <w:rPr>
+          <w:rStyle w:val="CodeChar"/>
+        </w:rPr>
+        <w:t xml:space="preserve">/iscrizione/</w:t>
+      </w:r>
+      <w:r>
+        <w:t xml:space="preserve"> (link al Google Form), </w:t>
+      </w:r>
+      <w:r>
+        <w:rPr>
+          <w:rStyle w:val="CodeChar"/>
+        </w:rPr>
+        <w:t xml:space="preserve">/capi/</w:t>
+      </w:r>
+      <w:r>
+        <w:t xml:space="preserve"> (Google Calendar pubblico), privacy e termini.</w:t>
+      </w:r>
+    </w:p>
+    <w:p>
+      <w:pPr>
+        <w:pStyle w:val="ListParagraph"/>
+        <w:numPr>
+          <w:ilvl w:val="0"/>
+          <w:numId w:val="18"/>
+        </w:numPr>
+      </w:pPr>
+      <w:r>
+        <w:t xml:space="preserve">Aggiungi categorie (</w:t>
+      </w:r>
+      <w:r>
+        <w:rPr>
+          <w:rStyle w:val="CodeChar"/>
+        </w:rPr>
+        <w:t xml:space="preserve">/category/news/…</w:t>
+      </w:r>
+      <w:r>
+        <w:t xml:space="preserve">), paginazione (</w:t>
+      </w:r>
+      <w:r>
+        <w:rPr>
+          <w:rStyle w:val="CodeChar"/>
+        </w:rPr>
+        <w:t xml:space="preserve">/page/2/</w:t>
+      </w:r>
+      <w:r>
+        <w:t xml:space="preserve">), feed </w:t>
+      </w:r>
+      <w:r>
+        <w:rPr>
+          <w:rStyle w:val="CodeChar"/>
+        </w:rPr>
+        <w:t xml:space="preserve">/feed/</w:t>
+      </w:r>
+      <w:r>
+        <w:t xml:space="preserve"> con </w:t>
+      </w:r>
+      <w:r>
+        <w:rPr>
+          <w:rStyle w:val="CodeChar"/>
+        </w:rPr>
+        <w:t xml:space="preserve">@astrojs/rss</w:t>
+      </w:r>
+      <w:r>
+        <w:t xml:space="preserve">, sitemap con </w:t>
+      </w:r>
+      <w:r>
+        <w:rPr>
+          <w:rStyle w:val="CodeChar"/>
+        </w:rPr>
+        <w:t xml:space="preserve">@astrojs/sitemap</w:t>
+      </w:r>
+      <w:r>
+        <w:t xml:space="preserve">, meta SEO, Open Graph e JSON-LD nel layout.</w:t>
+      </w:r>
+    </w:p>
+    <w:p>
+      <w:pPr>
+        <w:pStyle w:val="ListParagraph"/>
+        <w:numPr>
+          <w:ilvl w:val="0"/>
+          <w:numId w:val="18"/>
+        </w:numPr>
+      </w:pPr>
+      <w:r>
+        <w:t xml:space="preserve">Copia le immagini in </w:t>
+      </w:r>
+      <w:r>
+        <w:rPr>
+          <w:rStyle w:val="CodeChar"/>
+        </w:rPr>
+        <w:t xml:space="preserve">public/wp-content/uploads/…</w:t>
+      </w:r>
+      <w:r>
+        <w:t xml:space="preserve">.</w:t>
+      </w:r>
+    </w:p>
+    <w:p>
+      <w:pPr>
+        <w:pStyle w:val="ListParagraph"/>
+        <w:numPr>
+          <w:ilvl w:val="0"/>
+          <w:numId w:val="18"/>
+        </w:numPr>
+      </w:pPr>
+      <w:r>
+        <w:t xml:space="preserve">Nel layout aggiungi </w:t>
+      </w:r>
+      <w:r>
+        <w:rPr>
+          <w:rStyle w:val="CodeChar"/>
+        </w:rPr>
+        <w:t xml:space="preserve">&lt;meta name="robots" content="noindex"&gt;</w:t>
+      </w:r>
+      <w:r>
+        <w:t xml:space="preserve"> quando la variabile </w:t>
+      </w:r>
+      <w:r>
+        <w:rPr>
+          <w:rStyle w:val="CodeChar"/>
+        </w:rPr>
+        <w:t xml:space="preserve">SITE_ENV</w:t>
+      </w:r>
+      <w:r>
+        <w:t xml:space="preserve"> vale </w:t>
+      </w:r>
+      <w:r>
+        <w:rPr>
+          <w:rStyle w:val="CodeChar"/>
+        </w:rPr>
+        <w:t xml:space="preserve">test</w:t>
+      </w:r>
+      <w:r>
+        <w:t xml:space="preserve">: GitHub Pages non supporta header personalizzati, quindi l'esclusione da Google del sito di test passa dal codice della pagina.</w:t>
+      </w:r>
+    </w:p>
+    <w:p>
+      <w:pPr>
+        <w:pStyle w:val="ListParagraph"/>
+        <w:numPr>
+          <w:ilvl w:val="0"/>
+          <w:numId w:val="18"/>
+        </w:numPr>
+      </w:pPr>
+      <w:r>
+        <w:t xml:space="preserve">Per le pagine dismesse crea pagine semplici con un link a </w:t>
+      </w:r>
+      <w:r>
+        <w:rPr>
+          <w:rStyle w:val="CodeChar"/>
+        </w:rPr>
+        <w:t xml:space="preserve">/iscrizione/</w:t>
+      </w:r>
+      <w:r>
+        <w:t xml:space="preserve">: servono solo durante il test, perché i veri redirect 301 li farà Cloudflare (fase G).</w:t>
+      </w:r>
+    </w:p>
+    <w:p>
+      <w:pPr>
+        <w:pStyle w:val="ListParagraph"/>
+        <w:numPr>
+          <w:ilvl w:val="0"/>
+          <w:numId w:val="18"/>
+        </w:numPr>
+      </w:pPr>
+      <w:r>
+        <w:t xml:space="preserve">Prova in locale con </w:t>
+      </w:r>
+      <w:r>
+        <w:rPr>
+          <w:rStyle w:val="CodeChar"/>
+        </w:rPr>
+        <w:t xml:space="preserve">npm run build</w:t>
+      </w:r>
+      <w:r>
+        <w:t xml:space="preserve"> e </w:t>
+      </w:r>
+      <w:r>
+        <w:rPr>
+          <w:rStyle w:val="CodeChar"/>
+        </w:rPr>
+        <w:t xml:space="preserve">npm run preview</w:t>
+      </w:r>
+      <w:r>
+        <w:t xml:space="preserve">, poi fai commit e push su </w:t>
+      </w:r>
+      <w:r>
+        <w:rPr>
+          <w:rStyle w:val="CodeChar"/>
+        </w:rPr>
+        <w:t xml:space="preserve">main</w:t>
+      </w:r>
+      <w:r>
+        <w:t xml:space="preserve">.</w:t>
+      </w:r>
+    </w:p>
+    <w:p>
+      <w:pPr>
+        <w:pStyle w:val="Heading3"/>
+      </w:pPr>
+      <w:r>
+        <w:t xml:space="preserve">Fase D — Pubblicazione con GitHub Actions e tag (1 ora)</w:t>
+      </w:r>
+    </w:p>
+    <w:p>
+      <w:pPr>
+        <w:pStyle w:val="ListParagraph"/>
+        <w:numPr>
+          <w:ilvl w:val="0"/>
+          <w:numId w:val="19"/>
+        </w:numPr>
+      </w:pPr>
+      <w:r>
+        <w:t xml:space="preserve">Copia il file </w:t>
+      </w:r>
+      <w:r>
+        <w:rPr>
+          <w:rStyle w:val="CodeChar"/>
+        </w:rPr>
+        <w:t xml:space="preserve">deploy.yml</w:t>
+      </w:r>
+      <w:r>
+        <w:t xml:space="preserve"> in </w:t>
+      </w:r>
+      <w:r>
+        <w:rPr>
+          <w:rStyle w:val="CodeChar"/>
+        </w:rPr>
+        <w:t xml:space="preserve">.github/workflows/</w:t>
+      </w:r>
+      <w:r>
+        <w:t xml:space="preserve">. Il workflow fa solo la build di controllo a ogni push su </w:t>
+      </w:r>
+      <w:r>
+        <w:rPr>
+          <w:rStyle w:val="CodeChar"/>
+        </w:rPr>
+        <w:t xml:space="preserve">main</w:t>
+      </w:r>
+      <w:r>
+        <w:t xml:space="preserve"> e pubblica solo per i tag </w:t>
+      </w:r>
+      <w:r>
+        <w:rPr>
+          <w:rStyle w:val="CodeChar"/>
+        </w:rPr>
+        <w:t xml:space="preserve">v*</w:t>
+      </w:r>
+      <w:r>
+        <w:t xml:space="preserve"> o per un avvio manuale.</w:t>
+      </w:r>
+    </w:p>
+    <w:p>
+      <w:pPr>
+        <w:pStyle w:val="ListParagraph"/>
+        <w:numPr>
+          <w:ilvl w:val="0"/>
+          <w:numId w:val="19"/>
+        </w:numPr>
+      </w:pPr>
+      <w:r>
+        <w:t xml:space="preserve">In Settings → Pages scegli come sorgente </w:t>
       </w:r>
       <w:r>
         <w:rPr>
           <w:b/>
         </w:rPr>
-        <w:t xml:space="preserve">privato</w:t>
-      </w:r>
-      <w:r>
-        <w:t xml:space="preserve"> </w:t>
-      </w:r>
-      <w:r>
-        <w:rPr>
-          <w:rStyle w:val="CodeChar"/>
-        </w:rPr>
-        <w:t xml:space="preserve">trecastagni1-sito</w:t>
+        <w:t xml:space="preserve">GitHub Actions</w:t>
       </w:r>
       <w:r>
         <w:t xml:space="preserve">.</w:t>
@@ -5136,82 +5718,145 @@
     </w:p>
     <w:p>
       <w:pPr>
+        <w:pStyle w:val="ListParagraph"/>
+        <w:numPr>
+          <w:ilvl w:val="0"/>
+          <w:numId w:val="19"/>
+        </w:numPr>
+      </w:pPr>
+      <w:r>
+        <w:t xml:space="preserve">In Settings → Environments → </w:t>
+      </w:r>
+      <w:r>
+        <w:rPr>
+          <w:rStyle w:val="CodeChar"/>
+        </w:rPr>
+        <w:t xml:space="preserve">github-pages</w:t>
+      </w:r>
+      <w:r>
+        <w:t xml:space="preserve"> → Deployment branches and tags aggiungi la regola per i tag </w:t>
+      </w:r>
+      <w:r>
+        <w:rPr>
+          <w:rStyle w:val="CodeChar"/>
+        </w:rPr>
+        <w:t xml:space="preserve">v*</w:t>
+      </w:r>
+      <w:r>
+        <w:t xml:space="preserve">: senza, GitHub rifiuta il deploy da tag.</w:t>
+      </w:r>
+    </w:p>
+    <w:p>
+      <w:pPr>
+        <w:pStyle w:val="ListParagraph"/>
+        <w:numPr>
+          <w:ilvl w:val="0"/>
+          <w:numId w:val="19"/>
+        </w:numPr>
+      </w:pPr>
+      <w:r>
+        <w:t xml:space="preserve">In Settings → Secrets and variables → Actions → Variables crea </w:t>
+      </w:r>
+      <w:r>
+        <w:rPr>
+          <w:rStyle w:val="CodeChar"/>
+        </w:rPr>
+        <w:t xml:space="preserve">SITE_ENV</w:t>
+      </w:r>
+      <w:r>
+        <w:t xml:space="preserve"> = </w:t>
+      </w:r>
+      <w:r>
+        <w:rPr>
+          <w:rStyle w:val="CodeChar"/>
+        </w:rPr>
+        <w:t xml:space="preserve">test</w:t>
+      </w:r>
+      <w:r>
+        <w:t xml:space="preserve">.</w:t>
+      </w:r>
+    </w:p>
+    <w:p>
+      <w:pPr>
+        <w:pStyle w:val="ListParagraph"/>
+        <w:numPr>
+          <w:ilvl w:val="0"/>
+          <w:numId w:val="19"/>
+        </w:numPr>
+      </w:pPr>
+      <w:r>
+        <w:t xml:space="preserve">Pubblica il primo rilascio: </w:t>
+      </w:r>
+      <w:r>
+        <w:rPr>
+          <w:rStyle w:val="CodeChar"/>
+        </w:rPr>
+        <w:t xml:space="preserve">git tag v2026.10.22 &amp;&amp; git push --tags</w:t>
+      </w:r>
+      <w:r>
+        <w:t xml:space="preserve">. Dopo un paio di minuti il sito è su </w:t>
+      </w:r>
+      <w:r>
+        <w:rPr>
+          <w:rStyle w:val="CodeChar"/>
+        </w:rPr>
+        <w:t xml:space="preserve">https://trecastagni1.github.io/</w:t>
+      </w:r>
+      <w:r>
+        <w:t xml:space="preserve">.</w:t>
+      </w:r>
+    </w:p>
+    <w:p>
+      <w:pPr>
+        <w:pStyle w:val="ListParagraph"/>
+        <w:numPr>
+          <w:ilvl w:val="0"/>
+          <w:numId w:val="19"/>
+        </w:numPr>
+      </w:pPr>
+      <w:r>
+        <w:t xml:space="preserve">Da qui in avanti: si lavora su </w:t>
+      </w:r>
+      <w:r>
+        <w:rPr>
+          <w:rStyle w:val="CodeChar"/>
+        </w:rPr>
+        <w:t xml:space="preserve">main</w:t>
+      </w:r>
+      <w:r>
+        <w:t xml:space="preserve">, e si pubblica creando un nuovo tag. Per tornare indietro si avvia il workflow a mano dalla scheda Actions scegliendo un tag precedente.</w:t>
+      </w:r>
+    </w:p>
+    <w:p>
+      <w:pPr/>
+      <w:r>
+        <w:t xml:space="preserve">Uno scheduler non serve: il push del tag avvia il deploy all'istante. Servirebbe solo per pubblicare in automatico articoli con data futura, ma nei repository pubblici i workflow programmati si disattivano dopo 60 giorni senza attività.</w:t>
+      </w:r>
+    </w:p>
+    <w:p>
+      <w:pPr>
         <w:pStyle w:val="Heading3"/>
       </w:pPr>
       <w:r>
-        <w:t xml:space="preserve">Fase B — Esportazione da WordPress (mezza giornata)</w:t>
-      </w:r>
-    </w:p>
-    <w:p>
-      <w:pPr>
-        <w:pStyle w:val="ListParagraph"/>
-        <w:numPr>
-          <w:ilvl w:val="0"/>
-          <w:numId w:val="17"/>
-        </w:numPr>
-      </w:pPr>
-      <w:r>
-        <w:t xml:space="preserve">In WordPress: Strumenti → Esporta → Tutti i contenuti → scarica il file XML.</w:t>
-      </w:r>
-    </w:p>
-    <w:p>
-      <w:pPr>
-        <w:pStyle w:val="ListParagraph"/>
-        <w:numPr>
-          <w:ilvl w:val="0"/>
-          <w:numId w:val="17"/>
-        </w:numPr>
-      </w:pPr>
-      <w:r>
-        <w:t xml:space="preserve">Converti l'XML in file Markdown con </w:t>
-      </w:r>
-      <w:r>
-        <w:rPr>
-          <w:rStyle w:val="CodeChar"/>
-        </w:rPr>
-        <w:t xml:space="preserve">npx wordpress-export-to-markdown</w:t>
-      </w:r>
-      <w:r>
-        <w:t xml:space="preserve">, salvando data, categorie e immagine in evidenza nel front matter.</w:t>
-      </w:r>
-    </w:p>
-    <w:p>
-      <w:pPr>
-        <w:pStyle w:val="ListParagraph"/>
-        <w:numPr>
-          <w:ilvl w:val="0"/>
-          <w:numId w:val="17"/>
-        </w:numPr>
-      </w:pPr>
-      <w:r>
-        <w:t xml:space="preserve">Scarica le immagini da </w:t>
-      </w:r>
-      <w:r>
-        <w:rPr>
-          <w:rStyle w:val="CodeChar"/>
-        </w:rPr>
-        <w:t xml:space="preserve">/wp-content/uploads/</w:t>
-      </w:r>
-      <w:r>
-        <w:t xml:space="preserve"> mantenendo lo stesso percorso: copia della cartella dalla società, plugin di backup, oppure un breve script che scarica gli URL presenti nell'XML.</w:t>
-      </w:r>
-    </w:p>
-    <w:p>
-      <w:pPr>
-        <w:pStyle w:val="ListParagraph"/>
-        <w:numPr>
-          <w:ilvl w:val="0"/>
-          <w:numId w:val="17"/>
-        </w:numPr>
-      </w:pPr>
-      <w:r>
-        <w:t xml:space="preserve">Se l'esportazione non fosse disponibile, gli articoli pubblici si leggono anche da </w:t>
-      </w:r>
-      <w:r>
-        <w:rPr>
-          <w:rStyle w:val="CodeChar"/>
-        </w:rPr>
-        <w:t xml:space="preserve">https://www.trecastagni1.it/wp-json/wp/v2/posts?per_page=100</w:t>
+        <w:t xml:space="preserve">Fase E — Servizi Google (mezza giornata)</w:t>
+      </w:r>
+    </w:p>
+    <w:p>
+      <w:pPr>
+        <w:pStyle w:val="ListParagraph"/>
+        <w:numPr>
+          <w:ilvl w:val="0"/>
+          <w:numId w:val="20"/>
+        </w:numPr>
+      </w:pPr>
+      <w:r>
+        <w:t xml:space="preserve">Con l'account Google del gruppo crea il Google Form della lista d'attesa (solo dati minimi) e collegalo da </w:t>
+      </w:r>
+      <w:r>
+        <w:rPr>
+          <w:rStyle w:val="CodeChar"/>
+        </w:rPr>
+        <w:t xml:space="preserve">/iscrizione/</w:t>
       </w:r>
       <w:r>
         <w:t xml:space="preserve">.</w:t>
@@ -5222,20 +5867,32 @@
         <w:pStyle w:val="ListParagraph"/>
         <w:numPr>
           <w:ilvl w:val="0"/>
-          <w:numId w:val="17"/>
-        </w:numPr>
-      </w:pPr>
-      <w:r>
-        <w:t xml:space="preserve">Correggi a mano gli shortcode rimasti (es. </w:t>
-      </w:r>
-      <w:r>
-        <w:rPr>
-          <w:rStyle w:val="CodeChar"/>
-        </w:rPr>
-        <w:t xml:space="preserve">[icon …]</w:t>
-      </w:r>
-      <w:r>
-        <w:t xml:space="preserve">) trasformandoli in link normali.</w:t>
+          <w:numId w:val="20"/>
+        </w:numPr>
+      </w:pPr>
+      <w:r>
+        <w:t xml:space="preserve">Crea un Google Calendar pubblico per gli eventi aperti e uno privato per i capi; incorpora solo quello pubblico in </w:t>
+      </w:r>
+      <w:r>
+        <w:rPr>
+          <w:rStyle w:val="CodeChar"/>
+        </w:rPr>
+        <w:t xml:space="preserve">/capi/</w:t>
+      </w:r>
+      <w:r>
+        <w:t xml:space="preserve">.</w:t>
+      </w:r>
+    </w:p>
+    <w:p>
+      <w:pPr>
+        <w:pStyle w:val="ListParagraph"/>
+        <w:numPr>
+          <w:ilvl w:val="0"/>
+          <w:numId w:val="20"/>
+        </w:numPr>
+      </w:pPr>
+      <w:r>
+        <w:t xml:space="preserve">Verifica il link alla cartella Drive dei documenti.</w:t>
       </w:r>
     </w:p>
     <w:p>
@@ -5243,112 +5900,389 @@
         <w:pStyle w:val="Heading3"/>
       </w:pPr>
       <w:r>
-        <w:t xml:space="preserve">Fase C — Nuovo sito Astro (2-3 giorni)</w:t>
-      </w:r>
-    </w:p>
-    <w:p>
-      <w:pPr>
-        <w:pStyle w:val="ListParagraph"/>
-        <w:numPr>
-          <w:ilvl w:val="0"/>
-          <w:numId w:val="18"/>
-        </w:numPr>
-      </w:pPr>
-      <w:r>
-        <w:t xml:space="preserve">Crea il progetto con </w:t>
-      </w:r>
-      <w:r>
-        <w:rPr>
-          <w:rStyle w:val="CodeChar"/>
-        </w:rPr>
-        <w:t xml:space="preserve">npm create astro@latest</w:t>
-      </w:r>
-      <w:r>
-        <w:t xml:space="preserve"> (modello blog) e collegalo al repository.</w:t>
-      </w:r>
-    </w:p>
-    <w:p>
-      <w:pPr>
-        <w:pStyle w:val="ListParagraph"/>
-        <w:numPr>
-          <w:ilvl w:val="0"/>
-          <w:numId w:val="18"/>
-        </w:numPr>
-      </w:pPr>
-      <w:r>
-        <w:t xml:space="preserve">In </w:t>
-      </w:r>
-      <w:r>
-        <w:rPr>
-          <w:rStyle w:val="CodeChar"/>
-        </w:rPr>
-        <w:t xml:space="preserve">astro.config.mjs</w:t>
-      </w:r>
-      <w:r>
-        <w:t xml:space="preserve"> imposta </w:t>
-      </w:r>
-      <w:r>
-        <w:rPr>
-          <w:rStyle w:val="CodeChar"/>
-        </w:rPr>
-        <w:t xml:space="preserve">site: 'https://www.trecastagni1.it'</w:t>
-      </w:r>
-      <w:r>
-        <w:t xml:space="preserve"> e </w:t>
-      </w:r>
-      <w:r>
-        <w:rPr>
-          <w:rStyle w:val="CodeChar"/>
-        </w:rPr>
-        <w:t xml:space="preserve">trailingSlash: 'always'</w:t>
-      </w:r>
-      <w:r>
-        <w:t xml:space="preserve">, così gli URL finiscono con la barra come oggi.</w:t>
-      </w:r>
-    </w:p>
-    <w:p>
-      <w:pPr>
-        <w:pStyle w:val="ListParagraph"/>
-        <w:numPr>
-          <w:ilvl w:val="0"/>
-          <w:numId w:val="18"/>
-        </w:numPr>
-      </w:pPr>
-      <w:r>
-        <w:t xml:space="preserve">Metti gli articoli in una </w:t>
-      </w:r>
-      <w:r>
-        <w:rPr>
-          <w:i/>
-        </w:rPr>
-        <w:t xml:space="preserve">content collection</w:t>
-      </w:r>
-      <w:r>
-        <w:t xml:space="preserve"> (cartella </w:t>
-      </w:r>
-      <w:r>
-        <w:rPr>
-          <w:rStyle w:val="CodeChar"/>
-        </w:rPr>
-        <w:t xml:space="preserve">src/content/posts</w:t>
-      </w:r>
-      <w:r>
-        <w:t xml:space="preserve">) e crea la rotta </w:t>
-      </w:r>
-      <w:r>
-        <w:rPr>
-          <w:rStyle w:val="CodeChar"/>
-        </w:rPr>
-        <w:t xml:space="preserve">src/pages/[year]/[month]/[slug].astro</w:t>
-      </w:r>
-      <w:r>
-        <w:t xml:space="preserve">: produce esattamente </w:t>
-      </w:r>
-      <w:r>
-        <w:rPr>
-          <w:rStyle w:val="CodeChar"/>
-        </w:rPr>
-        <w:t xml:space="preserve">/2026/10/uscita-di-apertura-2026/</w:t>
+        <w:t xml:space="preserve">Fase F — Collaudo (1 giorno)</w:t>
+      </w:r>
+    </w:p>
+    <w:p>
+      <w:pPr>
+        <w:pStyle w:val="ListParagraph"/>
+        <w:numPr>
+          <w:ilvl w:val="0"/>
+          <w:numId w:val="21"/>
+        </w:numPr>
+      </w:pPr>
+      <w:r>
+        <w:t xml:space="preserve">Esegui la checklist 6.2 sul sito di test, tranne i redirect 301, che si provano dopo il passaggio a Cloudflare.</w:t>
+      </w:r>
+    </w:p>
+    <w:p>
+      <w:pPr>
+        <w:pStyle w:val="ListParagraph"/>
+        <w:numPr>
+          <w:ilvl w:val="0"/>
+          <w:numId w:val="21"/>
+        </w:numPr>
+      </w:pPr>
+      <w:r>
+        <w:t xml:space="preserve">Confronta tutti gli URL delle sitemap attuali con </w:t>
+      </w:r>
+      <w:r>
+        <w:rPr>
+          <w:rStyle w:val="CodeChar"/>
+        </w:rPr>
+        <w:t xml:space="preserve">trecastagni1.github.io</w:t>
+      </w:r>
+      <w:r>
+        <w:t xml:space="preserve"> con uno script che segnali i 404.</w:t>
+      </w:r>
+    </w:p>
+    <w:p>
+      <w:pPr>
+        <w:pStyle w:val="ListParagraph"/>
+        <w:numPr>
+          <w:ilvl w:val="0"/>
+          <w:numId w:val="21"/>
+        </w:numPr>
+      </w:pPr>
+      <w:r>
+        <w:t xml:space="preserve">Fai provare il sito ad alcuni capi da telefono e raccogli le correzioni.</w:t>
+      </w:r>
+    </w:p>
+    <w:p>
+      <w:pPr>
+        <w:pStyle w:val="Heading3"/>
+      </w:pPr>
+      <w:r>
+        <w:t xml:space="preserve">Fase G — Preparazione al passaggio (senza ancora toccare il dominio)</w:t>
+      </w:r>
+    </w:p>
+    <w:p>
+      <w:pPr>
+        <w:pStyle w:val="ListParagraph"/>
+        <w:numPr>
+          <w:ilvl w:val="0"/>
+          <w:numId w:val="22"/>
+        </w:numPr>
+      </w:pPr>
+      <w:r>
+        <w:t xml:space="preserve">Aggiungi </w:t>
+      </w:r>
+      <w:r>
+        <w:rPr>
+          <w:rStyle w:val="CodeChar"/>
+        </w:rPr>
+        <w:t xml:space="preserve">trecastagni1.it</w:t>
+      </w:r>
+      <w:r>
+        <w:t xml:space="preserve"> a Cloudflare (piano Free): resta "in attesa" e non cambia nulla per i visitatori.</w:t>
+      </w:r>
+    </w:p>
+    <w:p>
+      <w:pPr>
+        <w:pStyle w:val="ListParagraph"/>
+        <w:numPr>
+          <w:ilvl w:val="0"/>
+          <w:numId w:val="22"/>
+        </w:numPr>
+      </w:pPr>
+      <w:r>
+        <w:t xml:space="preserve">Ricopia nella zona Cloudflare tutti i record DNS attuali, ancora puntati ad Aruba (A, </w:t>
+      </w:r>
+      <w:r>
+        <w:rPr>
+          <w:rStyle w:val="CodeChar"/>
+        </w:rPr>
+        <w:t xml:space="preserve">www</w:t>
+      </w:r>
+      <w:r>
+        <w:t xml:space="preserve">, MX, SPF).</w:t>
+      </w:r>
+    </w:p>
+    <w:p>
+      <w:pPr>
+        <w:pStyle w:val="ListParagraph"/>
+        <w:numPr>
+          <w:ilvl w:val="0"/>
+          <w:numId w:val="22"/>
+        </w:numPr>
+      </w:pPr>
+      <w:r>
+        <w:t xml:space="preserve">Prepara su Cloudflare, ancora inattive, le regole di redirect (Rules → Redirect Rules; il piano Free consente 10 regole per zona, con caratteri jolly):</w:t>
+      </w:r>
+    </w:p>
+    <w:p>
+      <w:pPr>
+        <w:pStyle w:val="ListParagraph"/>
+        <w:numPr>
+          <w:ilvl w:val="1"/>
+          <w:numId w:val="23"/>
+        </w:numPr>
+      </w:pPr>
+      <w:r>
+        <w:rPr>
+          <w:rStyle w:val="CodeChar"/>
+        </w:rPr>
+        <w:t xml:space="preserve">trecastagni1.it/*</w:t>
+      </w:r>
+      <w:r>
+        <w:t xml:space="preserve"> → </w:t>
+      </w:r>
+      <w:r>
+        <w:rPr>
+          <w:rStyle w:val="CodeChar"/>
+        </w:rPr>
+        <w:t xml:space="preserve">https://www.trecastagni1.it/${1}</w:t>
+      </w:r>
+      <w:r>
+        <w:t xml:space="preserve"> (301), per il dominio senza www;</w:t>
+      </w:r>
+    </w:p>
+    <w:p>
+      <w:pPr>
+        <w:pStyle w:val="ListParagraph"/>
+        <w:numPr>
+          <w:ilvl w:val="1"/>
+          <w:numId w:val="23"/>
+        </w:numPr>
+      </w:pPr>
+      <w:r>
+        <w:rPr>
+          <w:rStyle w:val="CodeChar"/>
+        </w:rPr>
+        <w:t xml:space="preserve">/login-page/</w:t>
+      </w:r>
+      <w:r>
+        <w:t xml:space="preserve">, </w:t>
+      </w:r>
+      <w:r>
+        <w:rPr>
+          <w:rStyle w:val="CodeChar"/>
+        </w:rPr>
+        <w:t xml:space="preserve">/pagina-registrazione/</w:t>
+      </w:r>
+      <w:r>
+        <w:t xml:space="preserve">, </w:t>
+      </w:r>
+      <w:r>
+        <w:rPr>
+          <w:rStyle w:val="CodeChar"/>
+        </w:rPr>
+        <w:t xml:space="preserve">/profilo-personale/</w:t>
+      </w:r>
+      <w:r>
+        <w:t xml:space="preserve">, </w:t>
+      </w:r>
+      <w:r>
+        <w:rPr>
+          <w:rStyle w:val="CodeChar"/>
+        </w:rPr>
+        <w:t xml:space="preserve">/password/</w:t>
+      </w:r>
+      <w:r>
+        <w:t xml:space="preserve">, </w:t>
+      </w:r>
+      <w:r>
+        <w:rPr>
+          <w:rStyle w:val="CodeChar"/>
+        </w:rPr>
+        <w:t xml:space="preserve">/pdf-page/</w:t>
+      </w:r>
+      <w:r>
+        <w:t xml:space="preserve">, </w:t>
+      </w:r>
+      <w:r>
+        <w:rPr>
+          <w:rStyle w:val="CodeChar"/>
+        </w:rPr>
+        <w:t xml:space="preserve">/inserimento-lista-dattesa/</w:t>
+      </w:r>
+      <w:r>
+        <w:t xml:space="preserve"> → </w:t>
+      </w:r>
+      <w:r>
+        <w:rPr>
+          <w:rStyle w:val="CodeChar"/>
+        </w:rPr>
+        <w:t xml:space="preserve">/iscrizione/</w:t>
+      </w:r>
+      <w:r>
+        <w:t xml:space="preserve"> (301, una regola con più percorsi);</w:t>
+      </w:r>
+    </w:p>
+    <w:p>
+      <w:pPr>
+        <w:pStyle w:val="ListParagraph"/>
+        <w:numPr>
+          <w:ilvl w:val="1"/>
+          <w:numId w:val="23"/>
+        </w:numPr>
+      </w:pPr>
+      <w:r>
+        <w:rPr>
+          <w:rStyle w:val="CodeChar"/>
+        </w:rPr>
+        <w:t xml:space="preserve">/author/*</w:t>
+      </w:r>
+      <w:r>
+        <w:t xml:space="preserve"> → </w:t>
+      </w:r>
+      <w:r>
+        <w:rPr>
+          <w:rStyle w:val="CodeChar"/>
+        </w:rPr>
+        <w:t xml:space="preserve">/</w:t>
+      </w:r>
+      <w:r>
+        <w:t xml:space="preserve"> (301);</w:t>
+      </w:r>
+    </w:p>
+    <w:p>
+      <w:pPr>
+        <w:pStyle w:val="ListParagraph"/>
+        <w:numPr>
+          <w:ilvl w:val="1"/>
+          <w:numId w:val="23"/>
+        </w:numPr>
+      </w:pPr>
+      <w:r>
+        <w:rPr>
+          <w:rStyle w:val="CodeChar"/>
+        </w:rPr>
+        <w:t xml:space="preserve">/sitemap_index.xml</w:t>
+      </w:r>
+      <w:r>
+        <w:t xml:space="preserve"> → </w:t>
+      </w:r>
+      <w:r>
+        <w:rPr>
+          <w:rStyle w:val="CodeChar"/>
+        </w:rPr>
+        <w:t xml:space="preserve">/sitemap-index.xml</w:t>
+      </w:r>
+      <w:r>
+        <w:t xml:space="preserve"> (301).</w:t>
+      </w:r>
+    </w:p>
+    <w:p>
+      <w:pPr>
+        <w:pStyle w:val="ListParagraph"/>
+        <w:numPr>
+          <w:ilvl w:val="0"/>
+          <w:numId w:val="22"/>
+        </w:numPr>
+      </w:pPr>
+      <w:r>
+        <w:t xml:space="preserve">Fai decidere ai Capi Gruppo cosa fare dei dati dell'area riservata ed esporta le caselle email.</w:t>
+      </w:r>
+    </w:p>
+    <w:p>
+      <w:pPr>
+        <w:pStyle w:val="ListParagraph"/>
+        <w:numPr>
+          <w:ilvl w:val="0"/>
+          <w:numId w:val="22"/>
+        </w:numPr>
+      </w:pPr>
+      <w:r>
+        <w:t xml:space="preserve">Verifica sul whois del Registro .it intestatario e scadenza del dominio.</w:t>
+      </w:r>
+    </w:p>
+    <w:p>
+      <w:pPr>
+        <w:pStyle w:val="Heading3"/>
+      </w:pPr>
+      <w:r>
+        <w:t xml:space="preserve">Fase H — Ultimo passo: trasferimento del dominio e go-live</w:t>
+      </w:r>
+    </w:p>
+    <w:p>
+      <w:pPr>
+        <w:pStyle w:val="ListParagraph"/>
+        <w:numPr>
+          <w:ilvl w:val="0"/>
+          <w:numId w:val="24"/>
+        </w:numPr>
+      </w:pPr>
+      <w:r>
+        <w:t xml:space="preserve">Invia alla società una richiesta scritta (meglio PEC) per il codice </w:t>
+      </w:r>
+      <w:r>
+        <w:rPr>
+          <w:b/>
+        </w:rPr>
+        <w:t xml:space="preserve">AuthInfo</w:t>
+      </w:r>
+      <w:r>
+        <w:t xml:space="preserve">, l'elenco dei record DNS, un backup completo e la conferma della futura cancellazione dei dati. Se il dominio non è intestato al gruppo, chiedi prima il cambio di intestatario.</w:t>
+      </w:r>
+    </w:p>
+    <w:p>
+      <w:pPr>
+        <w:pStyle w:val="ListParagraph"/>
+        <w:numPr>
+          <w:ilvl w:val="0"/>
+          <w:numId w:val="24"/>
+        </w:numPr>
+      </w:pPr>
+      <w:r>
+        <w:t xml:space="preserve">Con l'AuthInfo, avvia il trasferimento presso un registrar italiano e indica come nameserver quelli assegnati da Cloudflare al passo 31. Cloudflare non registra domini .it, ma ne gestirà DNS, protezione e redirect.</w:t>
+      </w:r>
+    </w:p>
+    <w:p>
+      <w:pPr>
+        <w:pStyle w:val="ListParagraph"/>
+        <w:numPr>
+          <w:ilvl w:val="0"/>
+          <w:numId w:val="24"/>
+        </w:numPr>
+      </w:pPr>
+      <w:r>
+        <w:t xml:space="preserve">Quando Cloudflare segna il dominio come attivo: verifica il dominio nelle impostazioni dell'organizzazione GitHub (record TXT), così nessun altro può agganciarlo a un proprio sito Pages.</w:t>
+      </w:r>
+    </w:p>
+    <w:p>
+      <w:pPr>
+        <w:pStyle w:val="ListParagraph"/>
+        <w:numPr>
+          <w:ilvl w:val="0"/>
+          <w:numId w:val="24"/>
+        </w:numPr>
+      </w:pPr>
+      <w:r>
+        <w:t xml:space="preserve">In Settings → Pages imposta il dominio personalizzato </w:t>
+      </w:r>
+      <w:r>
+        <w:rPr>
+          <w:rStyle w:val="CodeChar"/>
+        </w:rPr>
+        <w:t xml:space="preserve">www.trecastagni1.it</w:t>
+      </w:r>
+      <w:r>
+        <w:t xml:space="preserve">; su Cloudflare cambia il CNAME </w:t>
+      </w:r>
+      <w:r>
+        <w:rPr>
+          <w:rStyle w:val="CodeChar"/>
+        </w:rPr>
+        <w:t xml:space="preserve">www</w:t>
+      </w:r>
+      <w:r>
+        <w:t xml:space="preserve"> in </w:t>
+      </w:r>
+      <w:r>
+        <w:rPr>
+          <w:rStyle w:val="CodeChar"/>
+        </w:rPr>
+        <w:t xml:space="preserve">trecastagni1.github.io</w:t>
+      </w:r>
+      <w:r>
+        <w:t xml:space="preserve">, </w:t>
+      </w:r>
+      <w:r>
+        <w:rPr>
+          <w:b/>
+        </w:rPr>
+        <w:t xml:space="preserve">non proxato (nuvola grigia)</w:t>
       </w:r>
       <w:r>
         <w:t xml:space="preserve">.</w:t>
@@ -5359,471 +6293,20 @@
         <w:pStyle w:val="ListParagraph"/>
         <w:numPr>
           <w:ilvl w:val="0"/>
-          <w:numId w:val="18"/>
-        </w:numPr>
-      </w:pPr>
-      <w:r>
-        <w:t xml:space="preserve">Ricrea le pagine pubbliche con lo stesso percorso: </w:t>
-      </w:r>
-      <w:r>
-        <w:rPr>
-          <w:rStyle w:val="CodeChar"/>
-        </w:rPr>
-        <w:t xml:space="preserve">/gruppo/</w:t>
-      </w:r>
-      <w:r>
-        <w:t xml:space="preserve">, </w:t>
-      </w:r>
-      <w:r>
-        <w:rPr>
-          <w:rStyle w:val="CodeChar"/>
-        </w:rPr>
-        <w:t xml:space="preserve">/la-storia/</w:t>
-      </w:r>
-      <w:r>
-        <w:t xml:space="preserve">, </w:t>
-      </w:r>
-      <w:r>
-        <w:rPr>
-          <w:rStyle w:val="CodeChar"/>
-        </w:rPr>
-        <w:t xml:space="preserve">/media/</w:t>
-      </w:r>
-      <w:r>
-        <w:t xml:space="preserve">, </w:t>
-      </w:r>
-      <w:r>
-        <w:rPr>
-          <w:rStyle w:val="CodeChar"/>
-        </w:rPr>
-        <w:t xml:space="preserve">/iscrizione/</w:t>
-      </w:r>
-      <w:r>
-        <w:t xml:space="preserve"> (con link al Google Form), </w:t>
-      </w:r>
-      <w:r>
-        <w:rPr>
-          <w:rStyle w:val="CodeChar"/>
-        </w:rPr>
-        <w:t xml:space="preserve">/capi/</w:t>
-      </w:r>
-      <w:r>
-        <w:t xml:space="preserve"> (con il Google Calendar pubblico), privacy e termini.</w:t>
-      </w:r>
-    </w:p>
-    <w:p>
-      <w:pPr>
-        <w:pStyle w:val="ListParagraph"/>
-        <w:numPr>
-          <w:ilvl w:val="0"/>
-          <w:numId w:val="18"/>
-        </w:numPr>
-      </w:pPr>
-      <w:r>
-        <w:t xml:space="preserve">Aggiungi categorie (</w:t>
-      </w:r>
-      <w:r>
-        <w:rPr>
-          <w:rStyle w:val="CodeChar"/>
-        </w:rPr>
-        <w:t xml:space="preserve">/category/news/…</w:t>
-      </w:r>
-      <w:r>
-        <w:t xml:space="preserve">), paginazione (</w:t>
-      </w:r>
-      <w:r>
-        <w:rPr>
-          <w:rStyle w:val="CodeChar"/>
-        </w:rPr>
-        <w:t xml:space="preserve">/page/2/</w:t>
-      </w:r>
-      <w:r>
-        <w:t xml:space="preserve">), feed </w:t>
-      </w:r>
-      <w:r>
-        <w:rPr>
-          <w:rStyle w:val="CodeChar"/>
-        </w:rPr>
-        <w:t xml:space="preserve">/feed/</w:t>
-      </w:r>
-      <w:r>
-        <w:t xml:space="preserve"> con </w:t>
-      </w:r>
-      <w:r>
-        <w:rPr>
-          <w:rStyle w:val="CodeChar"/>
-        </w:rPr>
-        <w:t xml:space="preserve">@astrojs/rss</w:t>
-      </w:r>
-      <w:r>
-        <w:t xml:space="preserve">, sitemap con </w:t>
-      </w:r>
-      <w:r>
-        <w:rPr>
-          <w:rStyle w:val="CodeChar"/>
-        </w:rPr>
-        <w:t xml:space="preserve">@astrojs/sitemap</w:t>
-      </w:r>
-      <w:r>
-        <w:t xml:space="preserve">, meta SEO, Open Graph e JSON-LD nel layout.</w:t>
-      </w:r>
-    </w:p>
-    <w:p>
-      <w:pPr>
-        <w:pStyle w:val="ListParagraph"/>
-        <w:numPr>
-          <w:ilvl w:val="0"/>
-          <w:numId w:val="18"/>
-        </w:numPr>
-      </w:pPr>
-      <w:r>
-        <w:t xml:space="preserve">Copia le immagini in </w:t>
-      </w:r>
-      <w:r>
-        <w:rPr>
-          <w:rStyle w:val="CodeChar"/>
-        </w:rPr>
-        <w:t xml:space="preserve">public/wp-content/uploads/…</w:t>
-      </w:r>
-      <w:r>
-        <w:t xml:space="preserve">.</w:t>
-      </w:r>
-    </w:p>
-    <w:p>
-      <w:pPr>
-        <w:pStyle w:val="ListParagraph"/>
-        <w:numPr>
-          <w:ilvl w:val="0"/>
-          <w:numId w:val="18"/>
-        </w:numPr>
-      </w:pPr>
-      <w:r>
-        <w:t xml:space="preserve">Crea </w:t>
-      </w:r>
-      <w:r>
-        <w:rPr>
-          <w:rStyle w:val="CodeChar"/>
-        </w:rPr>
-        <w:t xml:space="preserve">public/_redirects</w:t>
-      </w:r>
-      <w:r>
-        <w:t xml:space="preserve"> con le regole della tabella 5.2, ad esempio:</w:t>
-      </w:r>
-    </w:p>
-    <w:p>
-      <w:pPr>
-        <w:pStyle w:val="Code"/>
-      </w:pPr>
-      <w:r>
-        <w:t xml:space="preserve">/author/*                 /             301</w:t>
-        <w:br/>
-        <w:t xml:space="preserve">/login-page/              /iscrizione/  301</w:t>
-        <w:br/>
-        <w:t xml:space="preserve">/pagina-registrazione/    /iscrizione/  301</w:t>
-        <w:br/>
-        <w:t xml:space="preserve">/profilo-personale/       /iscrizione/  301</w:t>
-        <w:br/>
-        <w:t xml:space="preserve">/password/                /iscrizione/  301</w:t>
-        <w:br/>
-        <w:t xml:space="preserve">/pdf-page/                /iscrizione/  301</w:t>
-        <w:br/>
-        <w:t xml:space="preserve">/inserimento-lista-dattesa/ /iscrizione/ 301</w:t>
-        <w:br/>
-        <w:t xml:space="preserve">/sitemap_index.xml        /sitemap-index.xml 301</w:t>
-      </w:r>
-    </w:p>
-    <w:p>
-      <w:pPr>
-        <w:pStyle w:val="ListParagraph"/>
-        <w:numPr>
-          <w:ilvl w:val="0"/>
-          <w:numId w:val="19"/>
-        </w:numPr>
-      </w:pPr>
-      <w:r>
-        <w:t xml:space="preserve">Crea </w:t>
-      </w:r>
-      <w:r>
-        <w:rPr>
-          <w:rStyle w:val="CodeChar"/>
-        </w:rPr>
-        <w:t xml:space="preserve">public/_headers</w:t>
-      </w:r>
-      <w:r>
-        <w:t xml:space="preserve"> per escludere da Google il solo indirizzo di test:</w:t>
-      </w:r>
-    </w:p>
-    <w:p>
-      <w:pPr>
-        <w:pStyle w:val="Code"/>
-      </w:pPr>
-      <w:r>
-        <w:t xml:space="preserve">https://:project.pages.dev/*</w:t>
-        <w:br/>
-        <w:t xml:space="preserve">  X-Robots-Tag: noindex</w:t>
-      </w:r>
-    </w:p>
-    <w:p>
-      <w:pPr>
-        <w:pStyle w:val="ListParagraph"/>
-        <w:numPr>
-          <w:ilvl w:val="0"/>
-          <w:numId w:val="20"/>
-        </w:numPr>
-      </w:pPr>
-      <w:r>
-        <w:t xml:space="preserve">Prova in locale con </w:t>
-      </w:r>
-      <w:r>
-        <w:rPr>
-          <w:rStyle w:val="CodeChar"/>
-        </w:rPr>
-        <w:t xml:space="preserve">npm run build</w:t>
-      </w:r>
-      <w:r>
-        <w:t xml:space="preserve"> e </w:t>
-      </w:r>
-      <w:r>
-        <w:rPr>
-          <w:rStyle w:val="CodeChar"/>
-        </w:rPr>
-        <w:t xml:space="preserve">npm run preview</w:t>
-      </w:r>
-      <w:r>
-        <w:t xml:space="preserve">, poi fai commit e push su GitHub.</w:t>
-      </w:r>
-    </w:p>
-    <w:p>
-      <w:pPr>
-        <w:pStyle w:val="Heading3"/>
-      </w:pPr>
-      <w:r>
-        <w:t xml:space="preserve">Fase D — Pubblicazione di test su Cloudflare (1 ora)</w:t>
-      </w:r>
-    </w:p>
-    <w:p>
-      <w:pPr>
-        <w:pStyle w:val="ListParagraph"/>
-        <w:numPr>
-          <w:ilvl w:val="0"/>
-          <w:numId w:val="21"/>
-        </w:numPr>
-      </w:pPr>
-      <w:r>
-        <w:t xml:space="preserve">In Cloudflare: Workers &amp; Pages → Crea → Pages → Collega a Git → scegli il repository.</w:t>
-      </w:r>
-    </w:p>
-    <w:p>
-      <w:pPr>
-        <w:pStyle w:val="ListParagraph"/>
-        <w:numPr>
-          <w:ilvl w:val="0"/>
-          <w:numId w:val="21"/>
-        </w:numPr>
-      </w:pPr>
-      <w:r>
-        <w:t xml:space="preserve">Preset Astro: comando </w:t>
-      </w:r>
-      <w:r>
-        <w:rPr>
-          <w:rStyle w:val="CodeChar"/>
-        </w:rPr>
-        <w:t xml:space="preserve">npm run build</w:t>
-      </w:r>
-      <w:r>
-        <w:t xml:space="preserve">, cartella di output </w:t>
-      </w:r>
-      <w:r>
-        <w:rPr>
-          <w:rStyle w:val="CodeChar"/>
-        </w:rPr>
-        <w:t xml:space="preserve">dist</w:t>
-      </w:r>
-      <w:r>
-        <w:t xml:space="preserve">. Salva e attendi la prima build.</w:t>
-      </w:r>
-    </w:p>
-    <w:p>
-      <w:pPr>
-        <w:pStyle w:val="ListParagraph"/>
-        <w:numPr>
-          <w:ilvl w:val="0"/>
-          <w:numId w:val="21"/>
-        </w:numPr>
-      </w:pPr>
-      <w:r>
-        <w:t xml:space="preserve">Apri </w:t>
-      </w:r>
-      <w:r>
-        <w:rPr>
-          <w:rStyle w:val="CodeChar"/>
-        </w:rPr>
-        <w:t xml:space="preserve">https://&lt;progetto&gt;.pages.dev</w:t>
-      </w:r>
-      <w:r>
-        <w:t xml:space="preserve">: è il sito di test. Ogni push successivo lo aggiorna da solo.</w:t>
-      </w:r>
-    </w:p>
-    <w:p>
-      <w:pPr>
-        <w:pStyle w:val="Heading3"/>
-      </w:pPr>
-      <w:r>
-        <w:t xml:space="preserve">Fase E — Servizi Google (mezza giornata)</w:t>
-      </w:r>
-    </w:p>
-    <w:p>
-      <w:pPr>
-        <w:pStyle w:val="ListParagraph"/>
-        <w:numPr>
-          <w:ilvl w:val="0"/>
-          <w:numId w:val="22"/>
-        </w:numPr>
-      </w:pPr>
-      <w:r>
-        <w:t xml:space="preserve">Con l'account Google del gruppo crea il Google Form della lista d'attesa (solo i dati minimi) e collegalo da </w:t>
-      </w:r>
-      <w:r>
-        <w:rPr>
-          <w:rStyle w:val="CodeChar"/>
-        </w:rPr>
-        <w:t xml:space="preserve">/iscrizione/</w:t>
-      </w:r>
-      <w:r>
-        <w:t xml:space="preserve">.</w:t>
-      </w:r>
-    </w:p>
-    <w:p>
-      <w:pPr>
-        <w:pStyle w:val="ListParagraph"/>
-        <w:numPr>
-          <w:ilvl w:val="0"/>
-          <w:numId w:val="22"/>
-        </w:numPr>
-      </w:pPr>
-      <w:r>
-        <w:t xml:space="preserve">Crea un Google Calendar pubblico per gli eventi aperti e uno privato condiviso con i capi; incorpora solo quello pubblico in </w:t>
-      </w:r>
-      <w:r>
-        <w:rPr>
-          <w:rStyle w:val="CodeChar"/>
-        </w:rPr>
-        <w:t xml:space="preserve">/capi/</w:t>
-      </w:r>
-      <w:r>
-        <w:t xml:space="preserve">.</w:t>
-      </w:r>
-    </w:p>
-    <w:p>
-      <w:pPr>
-        <w:pStyle w:val="ListParagraph"/>
-        <w:numPr>
-          <w:ilvl w:val="0"/>
-          <w:numId w:val="22"/>
-        </w:numPr>
-      </w:pPr>
-      <w:r>
-        <w:t xml:space="preserve">Verifica che il link alla cartella Drive dei documenti sia corretto.</w:t>
-      </w:r>
-    </w:p>
-    <w:p>
-      <w:pPr>
-        <w:pStyle w:val="Heading3"/>
-      </w:pPr>
-      <w:r>
-        <w:t xml:space="preserve">Fase F — Collaudo (1 giorno)</w:t>
-      </w:r>
-    </w:p>
-    <w:p>
-      <w:pPr>
-        <w:pStyle w:val="ListParagraph"/>
-        <w:numPr>
-          <w:ilvl w:val="0"/>
-          <w:numId w:val="23"/>
-        </w:numPr>
-      </w:pPr>
-      <w:r>
-        <w:t xml:space="preserve">Esegui la checklist 6.2 sul sito di test. Per i redirect usa </w:t>
-      </w:r>
-      <w:r>
-        <w:rPr>
-          <w:rStyle w:val="CodeChar"/>
-        </w:rPr>
-        <w:t xml:space="preserve">curl -I https://&lt;progetto&gt;.pages.dev/login-page/</w:t>
-      </w:r>
-      <w:r>
-        <w:t xml:space="preserve">: deve rispondere </w:t>
-      </w:r>
-      <w:r>
-        <w:rPr>
-          <w:rStyle w:val="CodeChar"/>
-        </w:rPr>
-        <w:t xml:space="preserve">301</w:t>
-      </w:r>
-      <w:r>
-        <w:t xml:space="preserve"> verso </w:t>
-      </w:r>
-      <w:r>
-        <w:rPr>
-          <w:rStyle w:val="CodeChar"/>
-        </w:rPr>
-        <w:t xml:space="preserve">/iscrizione/</w:t>
-      </w:r>
-      <w:r>
-        <w:t xml:space="preserve">.</w:t>
-      </w:r>
-    </w:p>
-    <w:p>
-      <w:pPr>
-        <w:pStyle w:val="ListParagraph"/>
-        <w:numPr>
-          <w:ilvl w:val="0"/>
-          <w:numId w:val="23"/>
-        </w:numPr>
-      </w:pPr>
-      <w:r>
-        <w:t xml:space="preserve">Confronta tutti gli URL delle sitemap attuali con il sito di test con uno script che segnali i 404.</w:t>
-      </w:r>
-    </w:p>
-    <w:p>
-      <w:pPr>
-        <w:pStyle w:val="ListParagraph"/>
-        <w:numPr>
-          <w:ilvl w:val="0"/>
-          <w:numId w:val="23"/>
-        </w:numPr>
-      </w:pPr>
-      <w:r>
-        <w:t xml:space="preserve">Fai provare il sito ad alcuni capi da telefono e raccogli le correzioni.</w:t>
-      </w:r>
-    </w:p>
-    <w:p>
-      <w:pPr>
-        <w:pStyle w:val="Heading3"/>
-      </w:pPr>
-      <w:r>
-        <w:t xml:space="preserve">Fase G — Preparazione al passaggio (senza ancora toccare il dominio)</w:t>
-      </w:r>
-    </w:p>
-    <w:p>
-      <w:pPr>
-        <w:pStyle w:val="ListParagraph"/>
-        <w:numPr>
-          <w:ilvl w:val="0"/>
           <w:numId w:val="24"/>
         </w:numPr>
       </w:pPr>
       <w:r>
-        <w:t xml:space="preserve">Aggiungi </w:t>
-      </w:r>
-      <w:r>
-        <w:rPr>
-          <w:rStyle w:val="CodeChar"/>
-        </w:rPr>
-        <w:t xml:space="preserve">trecastagni1.it</w:t>
-      </w:r>
-      <w:r>
-        <w:t xml:space="preserve"> a Cloudflare (piano Free): resta "in attesa" e non cambia nulla per i visitatori.</w:t>
+        <w:t xml:space="preserve">Quando GitHub ha emesso il certificato, attiva "Enforce HTTPS"; poi passa il record a </w:t>
+      </w:r>
+      <w:r>
+        <w:rPr>
+          <w:b/>
+        </w:rPr>
+        <w:t xml:space="preserve">proxato (nuvola arancione)</w:t>
+      </w:r>
+      <w:r>
+        <w:t xml:space="preserve"> e imposta SSL/TLS su "Full (strict)".</w:t>
       </w:r>
     </w:p>
     <w:p>
@@ -5835,16 +6318,25 @@
         </w:numPr>
       </w:pPr>
       <w:r>
-        <w:t xml:space="preserve">Ricopia nella zona Cloudflare tutti i record DNS attuali, ancora puntati ad Aruba (A, </w:t>
-      </w:r>
-      <w:r>
-        <w:rPr>
-          <w:rStyle w:val="CodeChar"/>
-        </w:rPr>
-        <w:t xml:space="preserve">www</w:t>
-      </w:r>
-      <w:r>
-        <w:t xml:space="preserve">, MX, SPF).</w:t>
+        <w:t xml:space="preserve">Attiva le regole di redirect del passo 33, imposta </w:t>
+      </w:r>
+      <w:r>
+        <w:rPr>
+          <w:rStyle w:val="CodeChar"/>
+        </w:rPr>
+        <w:t xml:space="preserve">SITE_ENV</w:t>
+      </w:r>
+      <w:r>
+        <w:t xml:space="preserve"> = </w:t>
+      </w:r>
+      <w:r>
+        <w:rPr>
+          <w:rStyle w:val="CodeChar"/>
+        </w:rPr>
+        <w:t xml:space="preserve">production</w:t>
+      </w:r>
+      <w:r>
+        <w:t xml:space="preserve"> e pubblica un nuovo tag.</w:t>
       </w:r>
     </w:p>
     <w:p>
@@ -5856,27 +6348,24 @@
         </w:numPr>
       </w:pPr>
       <w:r>
-        <w:t xml:space="preserve">Fai decidere ai Capi Gruppo cosa fare dei dati dell'area riservata ed esporta le caselle email.</w:t>
-      </w:r>
-    </w:p>
-    <w:p>
-      <w:pPr>
-        <w:pStyle w:val="ListParagraph"/>
-        <w:numPr>
-          <w:ilvl w:val="0"/>
-          <w:numId w:val="24"/>
-        </w:numPr>
-      </w:pPr>
-      <w:r>
-        <w:t xml:space="preserve">Verifica sul whois del Registro .it intestatario e scadenza del dominio.</w:t>
-      </w:r>
-    </w:p>
-    <w:p>
-      <w:pPr>
-        <w:pStyle w:val="Heading3"/>
-      </w:pPr>
-      <w:r>
-        <w:t xml:space="preserve">Fase H — Ultimo passo: richiesta di trasferimento del dominio</w:t>
+        <w:t xml:space="preserve">Prova i 301 con </w:t>
+      </w:r>
+      <w:r>
+        <w:rPr>
+          <w:rStyle w:val="CodeChar"/>
+        </w:rPr>
+        <w:t xml:space="preserve">curl -I https://www.trecastagni1.it/login-page/</w:t>
+      </w:r>
+      <w:r>
+        <w:t xml:space="preserve">, invia la nuova sitemap in Search Console e procedi con i test 6.3.</w:t>
+      </w:r>
+    </w:p>
+    <w:p>
+      <w:pPr>
+        <w:pStyle w:val="Heading2"/>
+      </w:pPr>
+      <w:r>
+        <w:t xml:space="preserve">Riepilogo</w:t>
       </w:r>
     </w:p>
     <w:p>
@@ -5888,16 +6377,13 @@
         </w:numPr>
       </w:pPr>
       <w:r>
-        <w:t xml:space="preserve">Invia alla società una richiesta scritta (meglio PEC) per avere il codice </w:t>
-      </w:r>
-      <w:r>
         <w:rPr>
           <w:b/>
         </w:rPr>
-        <w:t xml:space="preserve">AuthInfo</w:t>
-      </w:r>
-      <w:r>
-        <w:t xml:space="preserve"> del dominio, l'elenco dei record DNS, un backup completo e la conferma della futura cancellazione dei dati. Se il dominio non è intestato al gruppo, chiedi prima il cambio di intestatario.</w:t>
+        <w:t xml:space="preserve">Stack consigliato</w:t>
+      </w:r>
+      <w:r>
+        <w:t xml:space="preserve">: Astro su GitHub Pages con deploy da tag via GitHub Actions, Cloudflare per DNS, protezione e redirect, Google Form/Calendar/Drive per le parti dinamiche e Sveltia CMS come seconda fase.</w:t>
       </w:r>
     </w:p>
     <w:p>
@@ -5909,30 +6395,81 @@
         </w:numPr>
       </w:pPr>
       <w:r>
-        <w:t xml:space="preserve">Con l'AuthInfo, avvia il trasferimento presso un registrar italiano scelto dal gruppo e indica come nameserver quelli assegnati da Cloudflare al passo 27. Cloudflare non registra domini .it, ma ne gestirà il DNS e la protezione.</w:t>
+        <w:rPr>
+          <w:b/>
+        </w:rPr>
+        <w:t xml:space="preserve">Costo</w:t>
+      </w:r>
+      <w:r>
+        <w:t xml:space="preserve">: da 190 €/anno a solo il rinnovo del dominio .it (prezzo da verificare presso il registrar scelto).</w:t>
+      </w:r>
+    </w:p>
+    <w:p>
+      <w:pPr>
+        <w:pStyle w:val="ListParagraph"/>
+        <w:numPr>
+          <w:ilvl w:val="0"/>
+          <w:numId w:val="25"/>
+        </w:numPr>
+      </w:pPr>
+      <w:r>
+        <w:rPr>
+          <w:b/>
+        </w:rPr>
+        <w:t xml:space="preserve">Rischio 1</w:t>
+      </w:r>
+      <w:r>
+        <w:t xml:space="preserve">: dominio e pannello controllati dalla società; senza AuthInfo (o cambio intestatario) non si parte.</w:t>
+      </w:r>
+    </w:p>
+    <w:p>
+      <w:pPr>
+        <w:pStyle w:val="ListParagraph"/>
+        <w:numPr>
+          <w:ilvl w:val="0"/>
+          <w:numId w:val="25"/>
+        </w:numPr>
+      </w:pPr>
+      <w:r>
+        <w:rPr>
+          <w:b/>
+        </w:rPr>
+        <w:t xml:space="preserve">Rischio 2</w:t>
+      </w:r>
+      <w:r>
+        <w:t xml:space="preserve">: dati sanitari di minori nel database attuale; esportazione, cancellazione e conferme vanno decise dai responsabili del gruppo prima della chiusura.</w:t>
+      </w:r>
+    </w:p>
+    <w:p>
+      <w:pPr>
+        <w:pStyle w:val="ListParagraph"/>
+        <w:numPr>
+          <w:ilvl w:val="0"/>
+          <w:numId w:val="25"/>
+        </w:numPr>
+      </w:pPr>
+      <w:r>
+        <w:rPr>
+          <w:b/>
+        </w:rPr>
+        <w:t xml:space="preserve">Prossimi passi</w:t>
+      </w:r>
+      <w:r>
+        <w:t xml:space="preserve">: whois, richiesta scritta alla società, creazione degli account del gruppo, backup completo.</w:t>
+      </w:r>
+    </w:p>
+    <w:p>
+      <w:pPr>
+        <w:pStyle w:val="Heading2"/>
+      </w:pPr>
+      <w:r>
+        <w:t xml:space="preserve">Fonti</w:t>
       </w:r>
     </w:p>
     <w:p>
       <w:pPr/>
       <w:r>
-        <w:t xml:space="preserve">Quando Cloudflare segna il dominio come attivo, si passa al go-live della fase 7 del piano (6.1): </w:t>
-      </w:r>
-      <w:r>
-        <w:rPr>
-          <w:rStyle w:val="CodeChar"/>
-        </w:rPr>
-        <w:t xml:space="preserve">www</w:t>
-      </w:r>
-      <w:r>
-        <w:t xml:space="preserve"> collegato al progetto Pages, redirect dal dominio senza www, Search Console.</w:t>
-      </w:r>
-    </w:p>
-    <w:p>
-      <w:pPr>
-        <w:pStyle w:val="Heading2"/>
-      </w:pPr>
-      <w:r>
-        <w:t xml:space="preserve">Riepilogo</w:t>
+        <w:t xml:space="preserve">Pagine consultate il 21/10/2026; limiti e prezzi cambiano, verificare prima di decidere.</w:t>
       </w:r>
     </w:p>
     <w:p>
@@ -5941,110 +6478,6 @@
         <w:numPr>
           <w:ilvl w:val="0"/>
           <w:numId w:val="26"/>
-        </w:numPr>
-      </w:pPr>
-      <w:r>
-        <w:rPr>
-          <w:b/>
-        </w:rPr>
-        <w:t xml:space="preserve">Stack consigliato</w:t>
-      </w:r>
-      <w:r>
-        <w:t xml:space="preserve">: Astro + Cloudflare Pages + DNS Cloudflare, con Google Form/Calendar/Drive per le parti dinamiche e Sveltia CMS come seconda fase.</w:t>
-      </w:r>
-    </w:p>
-    <w:p>
-      <w:pPr>
-        <w:pStyle w:val="ListParagraph"/>
-        <w:numPr>
-          <w:ilvl w:val="0"/>
-          <w:numId w:val="26"/>
-        </w:numPr>
-      </w:pPr>
-      <w:r>
-        <w:rPr>
-          <w:b/>
-        </w:rPr>
-        <w:t xml:space="preserve">Costo</w:t>
-      </w:r>
-      <w:r>
-        <w:t xml:space="preserve">: da 190 €/anno a solo il rinnovo del dominio .it (prezzo da verificare presso il registrar scelto).</w:t>
-      </w:r>
-    </w:p>
-    <w:p>
-      <w:pPr>
-        <w:pStyle w:val="ListParagraph"/>
-        <w:numPr>
-          <w:ilvl w:val="0"/>
-          <w:numId w:val="26"/>
-        </w:numPr>
-      </w:pPr>
-      <w:r>
-        <w:rPr>
-          <w:b/>
-        </w:rPr>
-        <w:t xml:space="preserve">Rischio 1</w:t>
-      </w:r>
-      <w:r>
-        <w:t xml:space="preserve">: dominio e pannello controllati dalla società; senza AuthInfo (o cambio intestatario) non si parte.</w:t>
-      </w:r>
-    </w:p>
-    <w:p>
-      <w:pPr>
-        <w:pStyle w:val="ListParagraph"/>
-        <w:numPr>
-          <w:ilvl w:val="0"/>
-          <w:numId w:val="26"/>
-        </w:numPr>
-      </w:pPr>
-      <w:r>
-        <w:rPr>
-          <w:b/>
-        </w:rPr>
-        <w:t xml:space="preserve">Rischio 2</w:t>
-      </w:r>
-      <w:r>
-        <w:t xml:space="preserve">: dati sanitari di minori nel database attuale; esportazione, cancellazione e conferme vanno decise dai responsabili del gruppo prima della chiusura.</w:t>
-      </w:r>
-    </w:p>
-    <w:p>
-      <w:pPr>
-        <w:pStyle w:val="ListParagraph"/>
-        <w:numPr>
-          <w:ilvl w:val="0"/>
-          <w:numId w:val="26"/>
-        </w:numPr>
-      </w:pPr>
-      <w:r>
-        <w:rPr>
-          <w:b/>
-        </w:rPr>
-        <w:t xml:space="preserve">Prossimi passi</w:t>
-      </w:r>
-      <w:r>
-        <w:t xml:space="preserve">: whois, richiesta scritta alla società, creazione degli account del gruppo, backup completo.</w:t>
-      </w:r>
-    </w:p>
-    <w:p>
-      <w:pPr>
-        <w:pStyle w:val="Heading2"/>
-      </w:pPr>
-      <w:r>
-        <w:t xml:space="preserve">Fonti</w:t>
-      </w:r>
-    </w:p>
-    <w:p>
-      <w:pPr/>
-      <w:r>
-        <w:t xml:space="preserve">Pagine consultate il 21/10/2026; limiti e prezzi cambiano, verificare prima di decidere.</w:t>
-      </w:r>
-    </w:p>
-    <w:p>
-      <w:pPr>
-        <w:pStyle w:val="ListParagraph"/>
-        <w:numPr>
-          <w:ilvl w:val="0"/>
-          <w:numId w:val="27"/>
         </w:numPr>
       </w:pPr>
       <w:hyperlink r:id="rId4" w:history="1">
@@ -6061,7 +6494,7 @@
         <w:pStyle w:val="ListParagraph"/>
         <w:numPr>
           <w:ilvl w:val="0"/>
-          <w:numId w:val="27"/>
+          <w:numId w:val="26"/>
         </w:numPr>
       </w:pPr>
       <w:hyperlink r:id="rId5" w:history="1">
@@ -6078,7 +6511,7 @@
         <w:pStyle w:val="ListParagraph"/>
         <w:numPr>
           <w:ilvl w:val="0"/>
-          <w:numId w:val="27"/>
+          <w:numId w:val="26"/>
         </w:numPr>
       </w:pPr>
       <w:hyperlink r:id="rId6" w:history="1">
@@ -6095,7 +6528,7 @@
         <w:pStyle w:val="ListParagraph"/>
         <w:numPr>
           <w:ilvl w:val="0"/>
-          <w:numId w:val="27"/>
+          <w:numId w:val="26"/>
         </w:numPr>
       </w:pPr>
       <w:hyperlink r:id="rId7" w:history="1">
@@ -6112,7 +6545,7 @@
         <w:pStyle w:val="ListParagraph"/>
         <w:numPr>
           <w:ilvl w:val="0"/>
-          <w:numId w:val="27"/>
+          <w:numId w:val="26"/>
         </w:numPr>
       </w:pPr>
       <w:hyperlink r:id="rId8" w:history="1">
@@ -6129,7 +6562,7 @@
         <w:pStyle w:val="ListParagraph"/>
         <w:numPr>
           <w:ilvl w:val="0"/>
-          <w:numId w:val="27"/>
+          <w:numId w:val="26"/>
         </w:numPr>
       </w:pPr>
       <w:hyperlink r:id="rId9" w:history="1">
@@ -6146,7 +6579,7 @@
         <w:pStyle w:val="ListParagraph"/>
         <w:numPr>
           <w:ilvl w:val="0"/>
-          <w:numId w:val="27"/>
+          <w:numId w:val="26"/>
         </w:numPr>
       </w:pPr>
       <w:hyperlink r:id="rId10" w:history="1">
@@ -6163,7 +6596,7 @@
         <w:pStyle w:val="ListParagraph"/>
         <w:numPr>
           <w:ilvl w:val="0"/>
-          <w:numId w:val="27"/>
+          <w:numId w:val="26"/>
         </w:numPr>
       </w:pPr>
       <w:hyperlink r:id="rId11" w:history="1">
@@ -6180,7 +6613,7 @@
         <w:pStyle w:val="ListParagraph"/>
         <w:numPr>
           <w:ilvl w:val="0"/>
-          <w:numId w:val="27"/>
+          <w:numId w:val="26"/>
         </w:numPr>
       </w:pPr>
       <w:hyperlink r:id="rId12" w:history="1">
@@ -6197,7 +6630,7 @@
         <w:pStyle w:val="ListParagraph"/>
         <w:numPr>
           <w:ilvl w:val="0"/>
-          <w:numId w:val="27"/>
+          <w:numId w:val="26"/>
         </w:numPr>
       </w:pPr>
       <w:hyperlink r:id="rId13" w:history="1">
@@ -6214,7 +6647,7 @@
         <w:pStyle w:val="ListParagraph"/>
         <w:numPr>
           <w:ilvl w:val="0"/>
-          <w:numId w:val="27"/>
+          <w:numId w:val="26"/>
         </w:numPr>
       </w:pPr>
       <w:hyperlink r:id="rId14" w:history="1">
@@ -6231,7 +6664,7 @@
         <w:pStyle w:val="ListParagraph"/>
         <w:numPr>
           <w:ilvl w:val="0"/>
-          <w:numId w:val="27"/>
+          <w:numId w:val="26"/>
         </w:numPr>
       </w:pPr>
       <w:hyperlink r:id="rId15" w:history="1">
@@ -6248,7 +6681,7 @@
         <w:pStyle w:val="ListParagraph"/>
         <w:numPr>
           <w:ilvl w:val="0"/>
-          <w:numId w:val="27"/>
+          <w:numId w:val="26"/>
         </w:numPr>
       </w:pPr>
       <w:hyperlink r:id="rId16" w:history="1">
@@ -6265,7 +6698,7 @@
         <w:pStyle w:val="ListParagraph"/>
         <w:numPr>
           <w:ilvl w:val="0"/>
-          <w:numId w:val="27"/>
+          <w:numId w:val="26"/>
         </w:numPr>
       </w:pPr>
       <w:hyperlink r:id="rId3" w:history="1">
@@ -6282,7 +6715,7 @@
         <w:pStyle w:val="ListParagraph"/>
         <w:numPr>
           <w:ilvl w:val="0"/>
-          <w:numId w:val="27"/>
+          <w:numId w:val="26"/>
         </w:numPr>
       </w:pPr>
       <w:r>
@@ -6588,61 +7021,55 @@
   <w:num w:numId="17">
     <w:abstractNumId w:val="1"/>
     <w:lvlOverride w:ilvl="0">
-      <w:startOverride w:val="4"/>
+      <w:startOverride w:val="5"/>
     </w:lvlOverride>
   </w:num>
   <w:num w:numId="18">
     <w:abstractNumId w:val="1"/>
     <w:lvlOverride w:ilvl="0">
-      <w:startOverride w:val="9"/>
+      <w:startOverride w:val="10"/>
     </w:lvlOverride>
   </w:num>
   <w:num w:numId="19">
     <w:abstractNumId w:val="1"/>
     <w:lvlOverride w:ilvl="0">
-      <w:startOverride w:val="16"/>
+      <w:startOverride w:val="19"/>
     </w:lvlOverride>
   </w:num>
   <w:num w:numId="20">
     <w:abstractNumId w:val="1"/>
     <w:lvlOverride w:ilvl="0">
-      <w:startOverride w:val="17"/>
+      <w:startOverride w:val="25"/>
     </w:lvlOverride>
   </w:num>
   <w:num w:numId="21">
     <w:abstractNumId w:val="1"/>
     <w:lvlOverride w:ilvl="0">
-      <w:startOverride w:val="18"/>
+      <w:startOverride w:val="28"/>
     </w:lvlOverride>
   </w:num>
   <w:num w:numId="22">
     <w:abstractNumId w:val="1"/>
     <w:lvlOverride w:ilvl="0">
-      <w:startOverride w:val="21"/>
+      <w:startOverride w:val="31"/>
     </w:lvlOverride>
   </w:num>
   <w:num w:numId="23">
     <w:abstractNumId w:val="1"/>
-    <w:lvlOverride w:ilvl="0">
-      <w:startOverride w:val="24"/>
+    <w:lvlOverride w:ilvl="1">
+      <w:startOverride w:val="1"/>
     </w:lvlOverride>
   </w:num>
   <w:num w:numId="24">
     <w:abstractNumId w:val="1"/>
     <w:lvlOverride w:ilvl="0">
-      <w:startOverride w:val="27"/>
+      <w:startOverride w:val="36"/>
     </w:lvlOverride>
   </w:num>
   <w:num w:numId="25">
-    <w:abstractNumId w:val="1"/>
-    <w:lvlOverride w:ilvl="0">
-      <w:startOverride w:val="31"/>
-    </w:lvlOverride>
+    <w:abstractNumId w:val="0"/>
   </w:num>
   <w:num w:numId="26">
-    <w:abstractNumId w:val="0"/>
-  </w:num>
-  <w:num w:numId="27">
     <w:abstractNumId w:val="0"/>
   </w:num>
 </w:numbering>
